--- a/Multiplayer AI YC Submission Readiness and Capability Improvements.docx
+++ b/Multiplayer AI YC Submission Readiness and Capability Improvements.docx
@@ -796,7 +796,7 @@
                 <w:color w:val="2F80ED"/>
                 <w:sz w:val="24"/>
               </w:rPr>
-              <w:t>☐</w:t>
+              <w:t>☑</w:t>
             </w:r>
           </w:p>
         </w:tc>
